--- a/Documentations/UAT_Protocol_SOP.docx
+++ b/Documentations/UAT_Protocol_SOP.docx
@@ -261,7 +261,7 @@
         <w:pStyle w:val="ListBullet"/>
       </w:pPr>
       <w:r>
-        <w:t>Automated gate: npm run test:ci runs as a fail-closed step — the workflow does not proceed to build/deploy if any test fails. Current suite: 13 test suites / 198 tests.</w:t>
+        <w:t>Automated gate: npm run test:ci runs as a fail-closed step — the workflow does not proceed to build/deploy if any test fails. Current suite: 13 test suites / 221 tests.</w:t>
       </w:r>
     </w:p>
     <w:p>
@@ -354,11 +354,9 @@
         <w:rPr>
           <w:b/>
         </w:rPr>
-        <w:t xml:space="preserve">New on this branch: </w:t>
+        <w:t>New on this branch: password reset/change-password (df67de0, d38ff71) is an extension of UAT-01 and its pass criteria should be updated to cover it. The help assistant (d38ff71, expanded by d583fbb and e621194) and the admin module (9057f94, 1f29e7a) are new areas with no standing case in this backlog's own set — a UAT-13 (Help Assistant) draft already exists in SmartRPD_Documentation.docx §12.2 and should be formally adopted into the standing case set; whether the admin module needs a formal UAT-14 is a Test Coordinator decision given it's an internal/admin-only surface. Two further feature commits (c749f2c template jaw-loading modal / viewer layout redesign, bdd9a74 scroll/touch-breakpoint unification) landed after those and extend UAT-06/UAT-07/UAT-08/UAT-12 — see Feedback_Triage_Report.docx §3 (TSK-029/030). See UAT_Report.docx §2.6 and Traceability_Document.docx §4 for the full gap list.</w:t>
       </w:r>
-      <w:r>
-        <w:t>password reset/change-password (df67de0, d38ff71) is an extension of UAT-01 and its pass criteria should be updated to cover it. The help assistant (d38ff71) and the admin module (9057f94, 1f29e7a) are new areas with no standing case at all — UAT-13 (Help Assistant) should be drafted before the next full round; whether the admin module needs a formal UAT-14 is a Test Coordinator decision given it's an internal/admin-only surface. See Documentations/AutoTest Results/Automated_UAT_Test_Run_Report.docx §8 and Traceability_Document.docx §4 for the full gap list.</w:t>
-      </w:r>
+      <w:r/>
     </w:p>
     <w:p>
       <w:r>
@@ -690,6 +688,60 @@
           </w:p>
         </w:tc>
       </w:tr>
+      <w:tr>
+        <w:tc>
+          <w:tcPr>
+            <w:tcW w:type="dxa" w:w="1296"/>
+          </w:tcPr>
+          <w:p>
+            <w:r>
+              <w:rPr>
+                <w:sz w:val="19"/>
+              </w:rPr>
+              <w:t>1.2</w:t>
+            </w:r>
+          </w:p>
+        </w:tc>
+        <w:tc>
+          <w:tcPr>
+            <w:tcW w:type="dxa" w:w="1728"/>
+          </w:tcPr>
+          <w:p>
+            <w:r>
+              <w:rPr>
+                <w:sz w:val="19"/>
+              </w:rPr>
+              <w:t>31 July 2026</w:t>
+            </w:r>
+          </w:p>
+        </w:tc>
+        <w:tc>
+          <w:tcPr>
+            <w:tcW w:type="dxa" w:w="3024"/>
+          </w:tcPr>
+          <w:p>
+            <w:r>
+              <w:rPr>
+                <w:sz w:val="19"/>
+              </w:rPr>
+              <w:t>Shafik Hakim Bin Abdul Wahid (AI-assisted)</w:t>
+            </w:r>
+          </w:p>
+        </w:tc>
+        <w:tc>
+          <w:tcPr>
+            <w:tcW w:type="dxa" w:w="3024"/>
+          </w:tcPr>
+          <w:p>
+            <w:r>
+              <w:rPr>
+                <w:sz w:val="19"/>
+              </w:rPr>
+              <w:t>Re-targeted from dev-deploy-shafik-2 to nyunt/dev-W7.1 (the live branch): current 13/221 suite count (§4), noted the existing UAT-13 draft in SmartRPD_Documentation.docx, and flagged TSK-029/030 (viewer layout, scroll/touch-breakpoint work) as needing UAT coverage.</w:t>
+            </w:r>
+          </w:p>
+        </w:tc>
+      </w:tr>
     </w:tbl>
     <w:p>
       <w:pPr>
@@ -881,7 +933,7 @@
               <w:rPr>
                 <w:sz w:val="19"/>
               </w:rPr>
-              <w:t>24 July 2026</w:t>
+              <w:t>31 July 2026</w:t>
             </w:r>
           </w:p>
         </w:tc>
@@ -937,7 +989,7 @@
               <w:rPr>
                 <w:sz w:val="19"/>
               </w:rPr>
-              <w:t>1.1</w:t>
+              <w:t>1.2</w:t>
             </w:r>
           </w:p>
         </w:tc>
